--- a/zhs/docx/090.content.docx
+++ b/zhs/docx/090.content.docx
@@ -218,36 +218,24 @@
         </w:rPr>
         <w:t>某人与</w:t>
       </w:r>
-      <w:hyperlink r:id="rId13">
-        <w:r>
-          <w:rPr>
-            <w:lang w:val="zh_CN" w:bidi="zh_CN"/>
-          </w:rPr>
-          <w:rPr>
-            <w:color w:val="0000EE"/>
-            <w:u w:val="single"/>
-          </w:rPr>
-          <w:t>祝福</w:t>
-        </w:r>
-      </w:hyperlink>
+      <w:r>
+        <w:rPr>
+          <w:lang w:val="zh_CN" w:bidi="zh_CN"/>
+        </w:rPr>
+        <w:t>祝福</w:t>
+      </w:r>
       <w:r>
         <w:rPr>
           <w:lang w:val="zh_CN" w:bidi="zh_CN"/>
         </w:rPr>
         <w:t>某人正好相反。 当你祝福某人时，你希望好事发生在你祝福的人身上。当你咒诅他们时，你希望一些不好的事情发生在他们身上。人们</w:t>
       </w:r>
-      <w:hyperlink r:id="rId14">
-        <w:r>
-          <w:rPr>
-            <w:lang w:val="zh_CN" w:bidi="zh_CN"/>
-          </w:rPr>
-          <w:rPr>
-            <w:color w:val="0000EE"/>
-            <w:u w:val="single"/>
-          </w:rPr>
-          <w:t>相信</w:t>
-        </w:r>
-      </w:hyperlink>
+      <w:r>
+        <w:rPr>
+          <w:lang w:val="zh_CN" w:bidi="zh_CN"/>
+        </w:rPr>
+        <w:t>相信</w:t>
+      </w:r>
       <w:r>
         <w:rPr>
           <w:lang w:val="zh_CN" w:bidi="zh_CN"/>
@@ -266,25 +254,7 @@
         <w:rPr>
           <w:lang w:val="zh_CN" w:bidi="zh_CN"/>
         </w:rPr>
-        <w:t>当神咒诅人时，神说会发生的坏事肯定会发生。神咒诅人，是要惩罚他们。神告诉</w:t>
-      </w:r>
-      <w:hyperlink r:id="rId15">
-        <w:r>
-          <w:rPr>
-            <w:lang w:val="zh_CN" w:bidi="zh_CN"/>
-          </w:rPr>
-          <w:rPr>
-            <w:color w:val="0000EE"/>
-            <w:u w:val="single"/>
-          </w:rPr>
-          <w:t>以色列人</w:t>
-        </w:r>
-      </w:hyperlink>
-      <w:r>
-        <w:rPr>
-          <w:lang w:val="zh_CN" w:bidi="zh_CN"/>
-        </w:rPr>
-        <w:t>，如果他们顺服神，神就会祝福他们。如果他们不顺服神，神就会咒诅他们。</w:t>
+        <w:t>当神咒诅人时，神说会发生的坏事肯定会发生。神咒诅人，是要惩罚他们。神告诉以色列人，如果他们顺服神，神就会祝福他们。如果他们不顺服神，神就会咒诅他们。</w:t>
       </w:r>
       <w:r>
         <w:rPr>
@@ -339,7 +309,7 @@
           <w:lang w:val="zh_CN" w:bidi="zh_CN"/>
         </w:rPr>
       </w:r>
-      <w:hyperlink r:id="rId16">
+      <w:hyperlink r:id="rId13">
         <w:r>
           <w:rPr>
             <w:lang w:val="zh_CN" w:bidi="zh_CN"/>

--- a/zhs/docx/090.content.docx
+++ b/zhs/docx/090.content.docx
@@ -255,77 +255,6 @@
           <w:lang w:val="zh_CN" w:bidi="zh_CN"/>
         </w:rPr>
         <w:t>当神咒诅人时，神说会发生的坏事肯定会发生。神咒诅人，是要惩罚他们。神告诉以色列人，如果他们顺服神，神就会祝福他们。如果他们不顺服神，神就会咒诅他们。</w:t>
-      </w:r>
-      <w:r>
-        <w:rPr>
-          <w:lang w:val="zh_CN" w:bidi="zh_CN"/>
-        </w:rPr>
-      </w:r>
-      <w:r>
-        <w:rPr>
-          <w:lang w:val="zh_CN" w:bidi="zh_CN"/>
-        </w:rPr>
-      </w:r>
-    </w:p>
-    <w:p>
-      <w:pPr/>
-      <w:r>
-        <w:rPr>
-          <w:lang w:val="zh_CN" w:bidi="zh_CN"/>
-        </w:rPr>
-      </w:r>
-    </w:p>
-    <w:p>
-      <w:pPr>
-        <w:pStyle w:val="Heading2"/>
-      </w:pPr>
-      <w:r>
-        <w:rPr>
-          <w:lang w:val="zh_CN" w:bidi="zh_CN"/>
-        </w:rPr>
-        <w:t>咒诅</w:t>
-      </w:r>
-      <w:r>
-        <w:rPr>
-          <w:lang w:val="zh_CN" w:bidi="zh_CN"/>
-        </w:rPr>
-      </w:r>
-    </w:p>
-    <w:p>
-      <w:pPr>
-        <w:pStyle w:val="Heading4"/>
-      </w:pPr>
-      <w:r>
-        <w:rPr>
-          <w:lang w:val="zh_CN" w:bidi="zh_CN"/>
-        </w:rPr>
-        <w:t>Audio Content</w:t>
-      </w:r>
-    </w:p>
-    <w:p>
-      <w:pPr/>
-      <w:r>
-        <w:rPr>
-          <w:lang w:val="zh_CN" w:bidi="zh_CN"/>
-        </w:rPr>
-      </w:r>
-      <w:hyperlink r:id="rId13">
-        <w:r>
-          <w:rPr>
-            <w:lang w:val="zh_CN" w:bidi="zh_CN"/>
-          </w:rPr>
-          <w:rPr>
-            <w:color w:val="0000EE"/>
-            <w:u w:val="single"/>
-          </w:rPr>
-          <w:t>mp3 file</w:t>
-        </w:r>
-      </w:hyperlink>
-      <w:r>
-        <w:rPr>
-          <w:lang w:val="zh_CN" w:bidi="zh_CN"/>
-        </w:rPr>
-        <w:t xml:space="preserve"> (None KB)</w:t>
       </w:r>
       <w:r>
         <w:rPr>

--- a/zhs/docx/090.content.docx
+++ b/zhs/docx/090.content.docx
@@ -218,24 +218,36 @@
         </w:rPr>
         <w:t>某人与</w:t>
       </w:r>
-      <w:r>
-        <w:rPr>
-          <w:lang w:val="zh_CN" w:bidi="zh_CN"/>
-        </w:rPr>
-        <w:t>祝福</w:t>
-      </w:r>
+      <w:hyperlink r:id="rId13">
+        <w:r>
+          <w:rPr>
+            <w:lang w:val="zh_CN" w:bidi="zh_CN"/>
+          </w:rPr>
+          <w:rPr>
+            <w:color w:val="0000EE"/>
+            <w:u w:val="single"/>
+          </w:rPr>
+          <w:t>祝福</w:t>
+        </w:r>
+      </w:hyperlink>
       <w:r>
         <w:rPr>
           <w:lang w:val="zh_CN" w:bidi="zh_CN"/>
         </w:rPr>
         <w:t>某人正好相反。 当你祝福某人时，你希望好事发生在你祝福的人身上。当你咒诅他们时，你希望一些不好的事情发生在他们身上。人们</w:t>
       </w:r>
-      <w:r>
-        <w:rPr>
-          <w:lang w:val="zh_CN" w:bidi="zh_CN"/>
-        </w:rPr>
-        <w:t>相信</w:t>
-      </w:r>
+      <w:hyperlink r:id="rId14">
+        <w:r>
+          <w:rPr>
+            <w:lang w:val="zh_CN" w:bidi="zh_CN"/>
+          </w:rPr>
+          <w:rPr>
+            <w:color w:val="0000EE"/>
+            <w:u w:val="single"/>
+          </w:rPr>
+          <w:t>相信</w:t>
+        </w:r>
+      </w:hyperlink>
       <w:r>
         <w:rPr>
           <w:lang w:val="zh_CN" w:bidi="zh_CN"/>
@@ -254,7 +266,25 @@
         <w:rPr>
           <w:lang w:val="zh_CN" w:bidi="zh_CN"/>
         </w:rPr>
-        <w:t>当神咒诅人时，神说会发生的坏事肯定会发生。神咒诅人，是要惩罚他们。神告诉以色列人，如果他们顺服神，神就会祝福他们。如果他们不顺服神，神就会咒诅他们。</w:t>
+        <w:t>当神咒诅人时，神说会发生的坏事肯定会发生。神咒诅人，是要惩罚他们。神告诉</w:t>
+      </w:r>
+      <w:hyperlink r:id="rId15">
+        <w:r>
+          <w:rPr>
+            <w:lang w:val="zh_CN" w:bidi="zh_CN"/>
+          </w:rPr>
+          <w:rPr>
+            <w:color w:val="0000EE"/>
+            <w:u w:val="single"/>
+          </w:rPr>
+          <w:t>以色列人</w:t>
+        </w:r>
+      </w:hyperlink>
+      <w:r>
+        <w:rPr>
+          <w:lang w:val="zh_CN" w:bidi="zh_CN"/>
+        </w:rPr>
+        <w:t>，如果他们顺服神，神就会祝福他们。如果他们不顺服神，神就会咒诅他们。</w:t>
       </w:r>
       <w:r>
         <w:rPr>
